--- a/KHBD_Tin_học/Tiền_tiểu_học/Tuần_34/KHBD_Tin_hoc_Tiền_tiểu_học_Tiet33_AI_quanh_em.docx
+++ b/KHBD_Tin_học/Tiền_tiểu_học/Tuần_34/KHBD_Tin_hoc_Tiền_tiểu_học_Tiet33_AI_quanh_em.docx
@@ -392,18 +392,29 @@
     </w:p>
     <w:p>
       <w:pPr>
-        <w:spacing w:line="319" w:lineRule="auto" w:after="60" w:before="0"/>
-        <w:ind w:firstLine="0" w:left="850"/>
+        <w:spacing w:line="276" w:lineRule="auto" w:after="0" w:before="0"/>
+        <w:ind w:left="850" w:firstLine="0"/>
         <w:jc w:val="both"/>
       </w:pPr>
       <w:r>
         <w:rPr>
-          <w:rFonts w:ascii="Times New Roman" w:hAnsi="Times New Roman" w:eastAsia="Times New Roman"/>
-          <w:b w:val="0"/>
-          <w:i w:val="0"/>
+          <w:rFonts w:ascii="Times New Roman" w:hAnsi="Times New Roman" w:cs="Times New Roman"/>
           <w:sz w:val="26"/>
         </w:rPr>
-        <w:t>- Miền V. Giải quyết vấn đề (thành tố 5.3. Sử dụng sáng tạo công nghệ số – Bậc 1): Sử dụng công cụ số để giải quyết vấn đề đơn giản trong bài học. (Đạt được thông qua Hoạt động 2, Hoạt động 3)</w:t>
+        <w:t>- 6.1.CB1a: Nhận diện được các công cụ AI đơn giản. (Nhận biết sự hiện diện và ứng dụng cơ bản của trí tuệ nhân tạo trong đời sống). (Đạt được thông qua Hoạt động 2)</w:t>
+      </w:r>
+    </w:p>
+    <w:p>
+      <w:pPr>
+        <w:spacing w:after="0" w:line="276" w:lineRule="auto"/>
+        <w:ind w:left="850" w:firstLine="0"/>
+      </w:pPr>
+      <w:r>
+        <w:rPr>
+          <w:rFonts w:ascii="Times New Roman" w:hAnsi="Times New Roman" w:cs="Times New Roman"/>
+          <w:sz w:val="26"/>
+        </w:rPr>
+        <w:t>- 6.2.CB1a: Nhận diện được các công cụ AI đơn giản. (Tương tác và trải nghiệm với công cụ trí tuệ nhân tạo đơn giản phục vụ học tập). (Đạt được thông qua Hoạt động 3, Hoạt động 4)</w:t>
       </w:r>
     </w:p>
     <w:p>
